--- a/burocracy/second_submission/Krainov_VP__ostapiv.docx
+++ b/burocracy/second_submission/Krainov_VP__ostapiv.docx
@@ -584,7 +584,7 @@
         <w:rPr>
           <w:lang w:val="ru-RU"/>
         </w:rPr>
-        <w:t>председатели</w:t>
+        <w:t>члены</w:t>
       </w:r>
       <w:r>
         <w:rPr>
@@ -1224,14 +1224,7 @@
           <w:rFonts w:ascii="Times New Roman" w:hAnsi="Times New Roman" w:cs="Times New Roman"/>
           <w:sz w:val="24"/>
         </w:rPr>
-        <w:t>21</w:t>
-      </w:r>
-      <w:r>
-        <w:rPr>
-          <w:rFonts w:ascii="Times New Roman" w:hAnsi="Times New Roman" w:cs="Times New Roman"/>
-          <w:sz w:val="24"/>
-        </w:rPr>
-        <w:t xml:space="preserve"> </w:t>
+        <w:t xml:space="preserve">21 </w:t>
       </w:r>
       <w:r>
         <w:rPr>
@@ -1308,7 +1301,6 @@
           <w:rFonts w:ascii="Times New Roman" w:hAnsi="Times New Roman" w:cs="Times New Roman"/>
           <w:sz w:val="24"/>
         </w:rPr>
-        <w:lastRenderedPageBreak/>
         <w:t>Krainov V. P. Friction in macroscopic tunneling // Theoretical and Mathematical Physics. – 2026. – V. 227. – No. 1. – P. 675–679. DOI: 10.1134/S0040577926040082 (Журнал: Q3, Импакт-фактор (202</w:t>
       </w:r>
       <w:r>
@@ -1358,6 +1350,7 @@
           <w:rFonts w:ascii="Times New Roman" w:hAnsi="Times New Roman" w:cs="Times New Roman"/>
           <w:sz w:val="24"/>
         </w:rPr>
+        <w:lastRenderedPageBreak/>
         <w:t>Krainov V. P., Smirnov B. M. Radiation of the conductive lightning channel // Optics and Spectroscopy. – 2024. – V. 132. – No. 7. – P. 769–772. DOI: 10.61011/OS.2024.07.58901.6849-24 (Журнал: Q4, Импакт-фактор (202</w:t>
       </w:r>
       <w:r>
